--- a/flow/20230927_hours/тропарі-тріодь/тріодь-04-НЮ.docx
+++ b/flow/20230927_hours/тропарі-тріодь/тріодь-04-НЮ.docx
@@ -4,7 +4,7 @@
   <w:body>
     <w:p>
       <w:pPr>
-        <w:pStyle w:val="1"/>
+        <w:pStyle w:val="Heading1"/>
       </w:pPr>
       <w:r>
         <w:t>Квітень</w:t>
@@ -12,7 +12,7 @@
     </w:p>
     <w:p>
       <w:pPr>
-        <w:pStyle w:val="2"/>
+        <w:pStyle w:val="Heading2"/>
         <w:rPr>
           <w:highlight w:val="white"/>
         </w:rPr>
@@ -99,7 +99,7 @@
     </w:p>
     <w:p>
       <w:pPr>
-        <w:pStyle w:val="2"/>
+        <w:pStyle w:val="Heading2"/>
         <w:rPr>
           <w:highlight w:val="white"/>
         </w:rPr>
@@ -195,7 +195,7 @@
     </w:p>
     <w:p>
       <w:pPr>
-        <w:pStyle w:val="2"/>
+        <w:pStyle w:val="Heading2"/>
         <w:rPr>
           <w:highlight w:val="white"/>
         </w:rPr>
@@ -279,7 +279,7 @@
     </w:p>
     <w:p>
       <w:pPr>
-        <w:pStyle w:val="2"/>
+        <w:pStyle w:val="Heading2"/>
         <w:rPr>
           <w:highlight w:val="white"/>
         </w:rPr>
@@ -363,7 +363,7 @@
     </w:p>
     <w:p>
       <w:pPr>
-        <w:pStyle w:val="2"/>
+        <w:pStyle w:val="Heading2"/>
         <w:rPr>
           <w:highlight w:val="white"/>
         </w:rPr>
@@ -448,7 +448,7 @@
     </w:p>
     <w:p>
       <w:pPr>
-        <w:pStyle w:val="2"/>
+        <w:pStyle w:val="Heading2"/>
         <w:rPr>
           <w:highlight w:val="white"/>
         </w:rPr>
@@ -532,7 +532,7 @@
     </w:p>
     <w:p>
       <w:pPr>
-        <w:pStyle w:val="2"/>
+        <w:pStyle w:val="Heading2"/>
         <w:rPr>
           <w:highlight w:val="white"/>
         </w:rPr>
@@ -616,22 +616,13 @@
     </w:p>
     <w:p>
       <w:pPr>
-        <w:pStyle w:val="2"/>
+        <w:pStyle w:val="Heading2"/>
         <w:rPr>
           <w:highlight w:val="white"/>
         </w:rPr>
       </w:pPr>
       <w:r>
-        <w:rPr>
-          <w:lang w:val="en-US"/>
-        </w:rPr>
-        <w:t>2</w:t>
-      </w:r>
-      <w:r>
-        <w:rPr>
-          <w:lang w:val="en-US"/>
-        </w:rPr>
-        <w:t>6</w:t>
+        <w:t>26</w:t>
       </w:r>
       <w:r>
         <w:t xml:space="preserve"> квітня.</w:t>
@@ -672,7 +663,6 @@
           <w:color w:val="FF4400"/>
           <w:sz w:val="24"/>
           <w:szCs w:val="24"/>
-          <w:lang w:val="en-US"/>
         </w:rPr>
         <w:t>2</w:t>
       </w:r>
@@ -702,7 +692,6 @@
           <w:color w:val="000000"/>
           <w:sz w:val="24"/>
           <w:szCs w:val="24"/>
-          <w:lang w:val="en-US"/>
         </w:rPr>
         <w:t>́</w:t>
       </w:r>
@@ -1060,7 +1049,6 @@
     </w:p>
     <w:p>
       <w:pPr>
-        <w:spacing w:line="240" w:lineRule="auto"/>
         <w:ind w:hanging="2"/>
         <w:jc w:val="both"/>
         <w:rPr>
@@ -1068,7 +1056,6 @@
           <w:color w:val="000000"/>
           <w:sz w:val="24"/>
           <w:szCs w:val="24"/>
-          <w:lang w:val="en-US"/>
         </w:rPr>
       </w:pPr>
       <w:r>
@@ -1080,39 +1067,26 @@
           <w:sz w:val="24"/>
           <w:szCs w:val="24"/>
         </w:rPr>
-        <w:t>Кондак (г. 8):</w:t>
-      </w:r>
-      <w:r>
-        <w:rPr>
-          <w:rFonts w:ascii="Times New Roman" w:eastAsia="Times New Roman" w:hAnsi="Times New Roman" w:cs="Times New Roman"/>
-          <w:color w:val="000000"/>
-          <w:sz w:val="24"/>
-          <w:szCs w:val="24"/>
-        </w:rPr>
-        <w:t xml:space="preserve"> </w:t>
-      </w:r>
-      <w:r>
-        <w:rPr>
-          <w:rFonts w:ascii="Times New Roman" w:eastAsia="Times New Roman" w:hAnsi="Times New Roman" w:cs="Times New Roman"/>
-          <w:color w:val="000000"/>
-          <w:sz w:val="24"/>
-          <w:szCs w:val="24"/>
-          <w:lang w:val="en-US"/>
-        </w:rPr>
-        <w:t>Lorem ipsum</w:t>
+        <w:t xml:space="preserve">Кондак (г. 2): </w:t>
+      </w:r>
+      <w:r>
+        <w:rPr>
+          <w:rFonts w:ascii="Times New Roman" w:eastAsia="Times New Roman" w:hAnsi="Times New Roman" w:cs="Times New Roman"/>
+          <w:color w:val="000000"/>
+          <w:sz w:val="24"/>
+          <w:szCs w:val="24"/>
+        </w:rPr>
+        <w:t>Ра́дуватися мироно́сицям повелі́в Ти,* плач прама́тері Є́ви втихомири́в Ти воскресі́нням Твої́м, Хри́сте Бо́же,* апо́столам же Твої́м пропові́дувати повелі́в Ти:* Спас воскре́с із гро́бу.</w:t>
       </w:r>
     </w:p>
     <w:p>
       <w:pPr>
-        <w:pStyle w:val="2"/>
+        <w:pStyle w:val="Heading2"/>
         <w:rPr>
           <w:highlight w:val="white"/>
         </w:rPr>
       </w:pPr>
       <w:r>
-        <w:rPr>
-          <w:lang w:val="en-US"/>
-        </w:rPr>
         <w:t>2</w:t>
       </w:r>
       <w:r>
@@ -1157,7 +1131,6 @@
           <w:color w:val="FF4400"/>
           <w:sz w:val="24"/>
           <w:szCs w:val="24"/>
-          <w:lang w:val="en-US"/>
         </w:rPr>
         <w:t>2</w:t>
       </w:r>
@@ -1187,7 +1160,6 @@
           <w:color w:val="000000"/>
           <w:sz w:val="24"/>
           <w:szCs w:val="24"/>
-          <w:lang w:val="en-US"/>
         </w:rPr>
         <w:t>́</w:t>
       </w:r>
@@ -1545,7 +1517,6 @@
     </w:p>
     <w:p>
       <w:pPr>
-        <w:spacing w:line="240" w:lineRule="auto"/>
         <w:ind w:hanging="2"/>
         <w:jc w:val="both"/>
         <w:rPr>
@@ -1553,7 +1524,6 @@
           <w:color w:val="000000"/>
           <w:sz w:val="24"/>
           <w:szCs w:val="24"/>
-          <w:lang w:val="en-US"/>
         </w:rPr>
       </w:pPr>
       <w:r>
@@ -1565,39 +1535,26 @@
           <w:sz w:val="24"/>
           <w:szCs w:val="24"/>
         </w:rPr>
-        <w:t>Кондак (г. 8):</w:t>
-      </w:r>
-      <w:r>
-        <w:rPr>
-          <w:rFonts w:ascii="Times New Roman" w:eastAsia="Times New Roman" w:hAnsi="Times New Roman" w:cs="Times New Roman"/>
-          <w:color w:val="000000"/>
-          <w:sz w:val="24"/>
-          <w:szCs w:val="24"/>
-        </w:rPr>
-        <w:t xml:space="preserve"> </w:t>
-      </w:r>
-      <w:r>
-        <w:rPr>
-          <w:rFonts w:ascii="Times New Roman" w:eastAsia="Times New Roman" w:hAnsi="Times New Roman" w:cs="Times New Roman"/>
-          <w:color w:val="000000"/>
-          <w:sz w:val="24"/>
-          <w:szCs w:val="24"/>
-          <w:lang w:val="en-US"/>
-        </w:rPr>
-        <w:t>Lorem ipsum</w:t>
+        <w:t xml:space="preserve">Кондак (г. 2): </w:t>
+      </w:r>
+      <w:r>
+        <w:rPr>
+          <w:rFonts w:ascii="Times New Roman" w:eastAsia="Times New Roman" w:hAnsi="Times New Roman" w:cs="Times New Roman"/>
+          <w:color w:val="000000"/>
+          <w:sz w:val="24"/>
+          <w:szCs w:val="24"/>
+        </w:rPr>
+        <w:t>Ра́дуватися мироно́сицям повелі́в Ти,* плач прама́тері Є́ви втихомири́в Ти воскресі́нням Твої́м, Хри́сте Бо́же,* апо́столам же Твої́м пропові́дувати повелі́в Ти:* Спас воскре́с із гро́бу.</w:t>
       </w:r>
     </w:p>
     <w:p>
       <w:pPr>
-        <w:pStyle w:val="2"/>
+        <w:pStyle w:val="Heading2"/>
         <w:rPr>
           <w:highlight w:val="white"/>
         </w:rPr>
       </w:pPr>
       <w:r>
-        <w:rPr>
-          <w:lang w:val="en-US"/>
-        </w:rPr>
         <w:t>2</w:t>
       </w:r>
       <w:r>
@@ -1642,7 +1599,6 @@
           <w:color w:val="FF4400"/>
           <w:sz w:val="24"/>
           <w:szCs w:val="24"/>
-          <w:lang w:val="en-US"/>
         </w:rPr>
         <w:t>2</w:t>
       </w:r>
@@ -1672,7 +1628,6 @@
           <w:color w:val="000000"/>
           <w:sz w:val="24"/>
           <w:szCs w:val="24"/>
-          <w:lang w:val="en-US"/>
         </w:rPr>
         <w:t>́</w:t>
       </w:r>
@@ -2030,7 +1985,6 @@
     </w:p>
     <w:p>
       <w:pPr>
-        <w:spacing w:line="240" w:lineRule="auto"/>
         <w:ind w:hanging="2"/>
         <w:jc w:val="both"/>
         <w:rPr>
@@ -2038,7 +1992,6 @@
           <w:color w:val="000000"/>
           <w:sz w:val="24"/>
           <w:szCs w:val="24"/>
-          <w:lang w:val="en-US"/>
         </w:rPr>
       </w:pPr>
       <w:r>
@@ -2050,40 +2003,27 @@
           <w:sz w:val="24"/>
           <w:szCs w:val="24"/>
         </w:rPr>
-        <w:t>Кондак (г. 8):</w:t>
-      </w:r>
-      <w:r>
-        <w:rPr>
-          <w:rFonts w:ascii="Times New Roman" w:eastAsia="Times New Roman" w:hAnsi="Times New Roman" w:cs="Times New Roman"/>
-          <w:color w:val="000000"/>
-          <w:sz w:val="24"/>
-          <w:szCs w:val="24"/>
-        </w:rPr>
-        <w:t xml:space="preserve"> </w:t>
-      </w:r>
-      <w:r>
-        <w:rPr>
-          <w:rFonts w:ascii="Times New Roman" w:eastAsia="Times New Roman" w:hAnsi="Times New Roman" w:cs="Times New Roman"/>
-          <w:color w:val="000000"/>
-          <w:sz w:val="24"/>
-          <w:szCs w:val="24"/>
-          <w:lang w:val="en-US"/>
-        </w:rPr>
-        <w:t>Lorem ipsum</w:t>
+        <w:lastRenderedPageBreak/>
+        <w:t xml:space="preserve">Кондак (г. 2): </w:t>
+      </w:r>
+      <w:r>
+        <w:rPr>
+          <w:rFonts w:ascii="Times New Roman" w:eastAsia="Times New Roman" w:hAnsi="Times New Roman" w:cs="Times New Roman"/>
+          <w:color w:val="000000"/>
+          <w:sz w:val="24"/>
+          <w:szCs w:val="24"/>
+        </w:rPr>
+        <w:t>Ра́дуватися мироно́сицям повелі́в Ти,* плач прама́тері Є́ви втихомири́в Ти воскресі́нням Твої́м, Хри́сте Бо́же,* апо́столам же Твої́м пропові́дувати повелі́в Ти:* Спас воскре́с із гро́бу.</w:t>
       </w:r>
     </w:p>
     <w:p>
       <w:pPr>
-        <w:pStyle w:val="2"/>
+        <w:pStyle w:val="Heading2"/>
         <w:rPr>
           <w:highlight w:val="white"/>
         </w:rPr>
       </w:pPr>
       <w:r>
-        <w:rPr>
-          <w:lang w:val="en-US"/>
-        </w:rPr>
-        <w:lastRenderedPageBreak/>
         <w:t>2</w:t>
       </w:r>
       <w:r>
@@ -2128,7 +2068,6 @@
           <w:color w:val="FF4400"/>
           <w:sz w:val="24"/>
           <w:szCs w:val="24"/>
-          <w:lang w:val="en-US"/>
         </w:rPr>
         <w:t>2</w:t>
       </w:r>
@@ -2158,7 +2097,6 @@
           <w:color w:val="000000"/>
           <w:sz w:val="24"/>
           <w:szCs w:val="24"/>
-          <w:lang w:val="en-US"/>
         </w:rPr>
         <w:t>́</w:t>
       </w:r>
@@ -2516,7 +2454,6 @@
     </w:p>
     <w:p>
       <w:pPr>
-        <w:spacing w:line="240" w:lineRule="auto"/>
         <w:ind w:hanging="2"/>
         <w:jc w:val="both"/>
         <w:rPr>
@@ -2524,7 +2461,6 @@
           <w:color w:val="000000"/>
           <w:sz w:val="24"/>
           <w:szCs w:val="24"/>
-          <w:lang w:val="en-US"/>
         </w:rPr>
       </w:pPr>
       <w:r>
@@ -2536,31 +2472,21 @@
           <w:sz w:val="24"/>
           <w:szCs w:val="24"/>
         </w:rPr>
-        <w:t>Кондак (г. 8):</w:t>
-      </w:r>
-      <w:r>
-        <w:rPr>
-          <w:rFonts w:ascii="Times New Roman" w:eastAsia="Times New Roman" w:hAnsi="Times New Roman" w:cs="Times New Roman"/>
-          <w:color w:val="000000"/>
-          <w:sz w:val="24"/>
-          <w:szCs w:val="24"/>
-        </w:rPr>
-        <w:t xml:space="preserve"> </w:t>
-      </w:r>
-      <w:r>
-        <w:rPr>
-          <w:rFonts w:ascii="Times New Roman" w:eastAsia="Times New Roman" w:hAnsi="Times New Roman" w:cs="Times New Roman"/>
-          <w:color w:val="000000"/>
-          <w:sz w:val="24"/>
-          <w:szCs w:val="24"/>
-          <w:lang w:val="en-US"/>
-        </w:rPr>
-        <w:t>Lorem ipsum</w:t>
+        <w:t xml:space="preserve">Кондак (г. 2): </w:t>
+      </w:r>
+      <w:r>
+        <w:rPr>
+          <w:rFonts w:ascii="Times New Roman" w:eastAsia="Times New Roman" w:hAnsi="Times New Roman" w:cs="Times New Roman"/>
+          <w:color w:val="000000"/>
+          <w:sz w:val="24"/>
+          <w:szCs w:val="24"/>
+        </w:rPr>
+        <w:t>Ра́дуватися мироно́сицям повелі́в Ти,* плач прама́тері Є́ви втихомири́в Ти воскресі́нням Твої́м, Хри́сте Бо́же,* апо́столам же Твої́м пропові́дувати повелі́в Ти:* Спас воскре́с із гро́бу.</w:t>
       </w:r>
     </w:p>
     <w:p>
       <w:pPr>
-        <w:pStyle w:val="2"/>
+        <w:pStyle w:val="Heading2"/>
         <w:rPr>
           <w:highlight w:val="white"/>
         </w:rPr>
@@ -2607,7 +2533,6 @@
           <w:color w:val="FF4400"/>
           <w:sz w:val="24"/>
           <w:szCs w:val="24"/>
-          <w:lang w:val="en-US"/>
         </w:rPr>
         <w:t>2</w:t>
       </w:r>
@@ -2637,7 +2562,6 @@
           <w:color w:val="000000"/>
           <w:sz w:val="24"/>
           <w:szCs w:val="24"/>
-          <w:lang w:val="en-US"/>
         </w:rPr>
         <w:t>́</w:t>
       </w:r>
@@ -2995,7 +2919,6 @@
     </w:p>
     <w:p>
       <w:pPr>
-        <w:spacing w:line="240" w:lineRule="auto"/>
         <w:ind w:hanging="2"/>
         <w:jc w:val="both"/>
         <w:rPr>
@@ -3003,7 +2926,6 @@
           <w:color w:val="000000"/>
           <w:sz w:val="24"/>
           <w:szCs w:val="24"/>
-          <w:lang w:val="en-US"/>
         </w:rPr>
       </w:pPr>
       <w:r>
@@ -3015,26 +2937,16 @@
           <w:sz w:val="24"/>
           <w:szCs w:val="24"/>
         </w:rPr>
-        <w:t>Кондак (г. 8):</w:t>
-      </w:r>
-      <w:r>
-        <w:rPr>
-          <w:rFonts w:ascii="Times New Roman" w:eastAsia="Times New Roman" w:hAnsi="Times New Roman" w:cs="Times New Roman"/>
-          <w:color w:val="000000"/>
-          <w:sz w:val="24"/>
-          <w:szCs w:val="24"/>
-        </w:rPr>
-        <w:t xml:space="preserve"> </w:t>
-      </w:r>
-      <w:r>
-        <w:rPr>
-          <w:rFonts w:ascii="Times New Roman" w:eastAsia="Times New Roman" w:hAnsi="Times New Roman" w:cs="Times New Roman"/>
-          <w:color w:val="000000"/>
-          <w:sz w:val="24"/>
-          <w:szCs w:val="24"/>
-          <w:lang w:val="en-US"/>
-        </w:rPr>
-        <w:t>Lorem ipsum</w:t>
+        <w:t xml:space="preserve">Кондак (г. 2): </w:t>
+      </w:r>
+      <w:r>
+        <w:rPr>
+          <w:rFonts w:ascii="Times New Roman" w:eastAsia="Times New Roman" w:hAnsi="Times New Roman" w:cs="Times New Roman"/>
+          <w:color w:val="000000"/>
+          <w:sz w:val="24"/>
+          <w:szCs w:val="24"/>
+        </w:rPr>
+        <w:t>Ра́дуватися мироно́сицям повелі́в Ти,* плач прама́тері Є́ви втихомири́в Ти воскресі́нням Твої́м, Хри́сте Бо́же,* апо́столам же Твої́м пропові́дувати повелі́в Ти:* Спас воскре́с із гро́бу.</w:t>
       </w:r>
     </w:p>
     <w:sectPr>
@@ -3442,14 +3354,14 @@
     <w:lsdException w:name="Unresolved Mention" w:semiHidden="1" w:unhideWhenUsed="1"/>
     <w:lsdException w:name="Smart Link" w:semiHidden="1" w:unhideWhenUsed="1"/>
   </w:latentStyles>
-  <w:style w:type="paragraph" w:default="1" w:styleId="a">
+  <w:style w:type="paragraph" w:default="1" w:styleId="Normal">
     <w:name w:val="Normal"/>
     <w:qFormat/>
   </w:style>
-  <w:style w:type="paragraph" w:styleId="1">
+  <w:style w:type="paragraph" w:styleId="Heading1">
     <w:name w:val="heading 1"/>
-    <w:basedOn w:val="a"/>
-    <w:next w:val="a"/>
+    <w:basedOn w:val="Normal"/>
+    <w:next w:val="Normal"/>
     <w:uiPriority w:val="9"/>
     <w:qFormat/>
     <w:pPr>
@@ -3464,10 +3376,10 @@
       <w:szCs w:val="48"/>
     </w:rPr>
   </w:style>
-  <w:style w:type="paragraph" w:styleId="2">
+  <w:style w:type="paragraph" w:styleId="Heading2">
     <w:name w:val="heading 2"/>
-    <w:basedOn w:val="a"/>
-    <w:next w:val="a"/>
+    <w:basedOn w:val="Normal"/>
+    <w:next w:val="Normal"/>
     <w:uiPriority w:val="9"/>
     <w:unhideWhenUsed/>
     <w:qFormat/>
@@ -3483,10 +3395,10 @@
       <w:szCs w:val="36"/>
     </w:rPr>
   </w:style>
-  <w:style w:type="paragraph" w:styleId="3">
+  <w:style w:type="paragraph" w:styleId="Heading3">
     <w:name w:val="heading 3"/>
-    <w:basedOn w:val="a"/>
-    <w:next w:val="a"/>
+    <w:basedOn w:val="Normal"/>
+    <w:next w:val="Normal"/>
     <w:uiPriority w:val="9"/>
     <w:semiHidden/>
     <w:unhideWhenUsed/>
@@ -3503,10 +3415,10 @@
       <w:szCs w:val="28"/>
     </w:rPr>
   </w:style>
-  <w:style w:type="paragraph" w:styleId="4">
+  <w:style w:type="paragraph" w:styleId="Heading4">
     <w:name w:val="heading 4"/>
-    <w:basedOn w:val="a"/>
-    <w:next w:val="a"/>
+    <w:basedOn w:val="Normal"/>
+    <w:next w:val="Normal"/>
     <w:uiPriority w:val="9"/>
     <w:semiHidden/>
     <w:unhideWhenUsed/>
@@ -3523,10 +3435,10 @@
       <w:szCs w:val="24"/>
     </w:rPr>
   </w:style>
-  <w:style w:type="paragraph" w:styleId="5">
+  <w:style w:type="paragraph" w:styleId="Heading5">
     <w:name w:val="heading 5"/>
-    <w:basedOn w:val="a"/>
-    <w:next w:val="a"/>
+    <w:basedOn w:val="Normal"/>
+    <w:next w:val="Normal"/>
     <w:uiPriority w:val="9"/>
     <w:semiHidden/>
     <w:unhideWhenUsed/>
@@ -3541,10 +3453,10 @@
       <w:b/>
     </w:rPr>
   </w:style>
-  <w:style w:type="paragraph" w:styleId="6">
+  <w:style w:type="paragraph" w:styleId="Heading6">
     <w:name w:val="heading 6"/>
-    <w:basedOn w:val="a"/>
-    <w:next w:val="a"/>
+    <w:basedOn w:val="Normal"/>
+    <w:next w:val="Normal"/>
     <w:uiPriority w:val="9"/>
     <w:semiHidden/>
     <w:unhideWhenUsed/>
@@ -3561,13 +3473,13 @@
       <w:szCs w:val="20"/>
     </w:rPr>
   </w:style>
-  <w:style w:type="character" w:default="1" w:styleId="a0">
+  <w:style w:type="character" w:default="1" w:styleId="DefaultParagraphFont">
     <w:name w:val="Default Paragraph Font"/>
     <w:uiPriority w:val="1"/>
     <w:semiHidden/>
     <w:unhideWhenUsed/>
   </w:style>
-  <w:style w:type="table" w:default="1" w:styleId="a1">
+  <w:style w:type="table" w:default="1" w:styleId="TableNormal">
     <w:name w:val="Normal Table"/>
     <w:uiPriority w:val="99"/>
     <w:semiHidden/>
@@ -3582,16 +3494,16 @@
       </w:tblCellMar>
     </w:tblPr>
   </w:style>
-  <w:style w:type="numbering" w:default="1" w:styleId="a2">
+  <w:style w:type="numbering" w:default="1" w:styleId="NoList">
     <w:name w:val="No List"/>
     <w:uiPriority w:val="99"/>
     <w:semiHidden/>
     <w:unhideWhenUsed/>
   </w:style>
-  <w:style w:type="paragraph" w:styleId="a3">
+  <w:style w:type="paragraph" w:styleId="Title">
     <w:name w:val="Title"/>
-    <w:basedOn w:val="a"/>
-    <w:next w:val="a"/>
+    <w:basedOn w:val="Normal"/>
+    <w:next w:val="Normal"/>
     <w:uiPriority w:val="10"/>
     <w:qFormat/>
     <w:pPr>
@@ -3605,10 +3517,10 @@
       <w:szCs w:val="72"/>
     </w:rPr>
   </w:style>
-  <w:style w:type="paragraph" w:styleId="a4">
+  <w:style w:type="paragraph" w:styleId="Subtitle">
     <w:name w:val="Subtitle"/>
-    <w:basedOn w:val="a"/>
-    <w:next w:val="a"/>
+    <w:basedOn w:val="Normal"/>
+    <w:next w:val="Normal"/>
     <w:uiPriority w:val="11"/>
     <w:qFormat/>
     <w:pPr>
@@ -3624,9 +3536,9 @@
       <w:szCs w:val="48"/>
     </w:rPr>
   </w:style>
-  <w:style w:type="paragraph" w:styleId="a5">
+  <w:style w:type="paragraph" w:styleId="NormalWeb">
     <w:name w:val="Normal (Web)"/>
-    <w:basedOn w:val="a"/>
+    <w:basedOn w:val="Normal"/>
     <w:uiPriority w:val="99"/>
     <w:semiHidden/>
     <w:unhideWhenUsed/>
